--- a/NOTES/OSPF/OSPF_Notes.docx
+++ b/NOTES/OSPF/OSPF_Notes.docx
@@ -164,16 +164,7 @@
         <w:spacing w:after="150"/>
       </w:pPr>
       <w:r>
-        <w:t>OSPF is a link-state dyna</w:t>
-      </w:r>
-      <w:r>
-        <w:t xml:space="preserve"> </w:t>
-      </w:r>
-      <w:r>
-        <w:t>.</w:t>
-      </w:r>
-      <w:r>
-        <w:t>mic routing protocol. Compared to a distance-vector protocol — which routes “by rumor,” where each router shares information about the routes it knows and their metric cost to reach each destination — OSPF routers don't have a complete map of the network either; they use the information their neighboring routers tell them to determine the best routes to each destination.</w:t>
+        <w:t>OSPF is a link-state dynamic routing protocol. Compared to a distance-vector protocol — which routes “by rumor,” where each router shares information about the routes it knows and their metric cost to reach each destination — OSPF routers don't have a complete map of the network either; they use the information their neighboring routers tell them to determine the best routes to each destination.</w:t>
       </w:r>
     </w:p>
     <w:p>
@@ -397,7 +388,13 @@
         <w:spacing w:after="100"/>
       </w:pPr>
       <w:r>
-        <w:t>Two important concepts here are flood and area.</w:t>
+        <w:t>Two important concepts here are</w:t>
+      </w:r>
+      <w:r>
+        <w:rPr>
+          <w:b/>
+        </w:rPr>
+        <w:t xml:space="preserve"> flood and area.</w:t>
       </w:r>
     </w:p>
     <w:p>
@@ -901,6 +898,9 @@
       <w:r>
         <w:t>Instead of one large area, a network can be divided into several areas:</w:t>
       </w:r>
+      <w:r>
+        <w:t xml:space="preserve"> </w:t>
+      </w:r>
     </w:p>
     <w:p>
       <w:pPr>
@@ -915,6 +915,8 @@
         <w:lastRenderedPageBreak/>
         <w:t>An area is a set of routers and links that share the same LSDB.</w:t>
       </w:r>
+      <w:bookmarkStart w:id="0" w:name="_GoBack"/>
+      <w:bookmarkEnd w:id="0"/>
     </w:p>
     <w:p>
       <w:pPr>
@@ -1952,10 +1954,7 @@
         </w:tc>
       </w:tr>
     </w:tbl>
-    <w:p>
-      <w:bookmarkStart w:id="0" w:name="_GoBack"/>
-      <w:bookmarkEnd w:id="0"/>
-    </w:p>
+    <w:p/>
     <w:sectPr>
       <w:pgSz w:w="12240" w:h="15840"/>
       <w:pgMar w:top="1080" w:right="1080" w:bottom="1080" w:left="1080" w:header="708" w:footer="708" w:gutter="0"/>
